--- a/project_docs/Project Proposal.docx
+++ b/project_docs/Project Proposal.docx
@@ -40,14 +40,12 @@
         </w:rPr>
       </w:pPr>
       <w:r>
-        <w:rPr>
-          <w:rFonts w:ascii="Arial" w:hAnsi="Arial"/>
-        </w:rPr>
+        <w:rPr/>
         <mc:AlternateContent>
           <mc:Choice Requires="wps">
             <w:drawing>
               <wp:inline distT="0" distB="0" distL="0" distR="0" wp14:anchorId="2203B13D">
-                <wp:extent cx="5732780" cy="20320"/>
+                <wp:extent cx="5733415" cy="20955"/>
                 <wp:effectExtent l="0" t="0" r="0" b="0"/>
                 <wp:docPr id="1" name="Shape1"/>
                 <a:graphic xmlns:a="http://schemas.openxmlformats.org/drawingml/2006/main">
@@ -57,7 +55,7 @@
                       <wps:spPr>
                         <a:xfrm>
                           <a:off x="0" y="0"/>
-                          <a:ext cx="5732280" cy="19800"/>
+                          <a:ext cx="5732640" cy="20160"/>
                         </a:xfrm>
                         <a:prstGeom prst="rect">
                           <a:avLst/>
@@ -84,7 +82,7 @@
           </mc:Choice>
           <mc:Fallback>
             <w:pict>
-              <v:rect id="shape_0" ID="Shape1" path="m0,0l-2147483645,0l-2147483645,-2147483646l0,-2147483646xe" fillcolor="#a0a0a0" stroked="f" style="position:absolute;margin-left:0pt;margin-top:-1.6pt;width:451.3pt;height:1.5pt;mso-wrap-style:none;v-text-anchor:middle;mso-position-vertical:top" wp14:anchorId="2203B13D">
+              <v:rect id="shape_0" ID="Shape1" path="m0,0l-2147483645,0l-2147483645,-2147483646l0,-2147483646xe" fillcolor="#a0a0a0" stroked="f" style="position:absolute;margin-left:0pt;margin-top:-1.65pt;width:451.35pt;height:1.55pt;mso-wrap-style:none;v-text-anchor:middle;mso-position-vertical:top" wp14:anchorId="2203B13D">
                 <v:fill o:detectmouseclick="t" type="solid" color2="#5f5f5f"/>
                 <v:stroke color="#3465a4" joinstyle="round" endcap="flat"/>
                 <w10:wrap type="square"/>
@@ -140,14 +138,12 @@
         </w:rPr>
       </w:pPr>
       <w:r>
-        <w:rPr>
-          <w:rFonts w:ascii="Arial" w:hAnsi="Arial"/>
-        </w:rPr>
+        <w:rPr/>
         <mc:AlternateContent>
           <mc:Choice Requires="wps">
             <w:drawing>
               <wp:inline distT="0" distB="0" distL="0" distR="0" wp14:anchorId="3003F6B2">
-                <wp:extent cx="5732780" cy="20320"/>
+                <wp:extent cx="5733415" cy="20955"/>
                 <wp:effectExtent l="0" t="0" r="0" b="0"/>
                 <wp:docPr id="2" name="Shape2"/>
                 <a:graphic xmlns:a="http://schemas.openxmlformats.org/drawingml/2006/main">
@@ -157,7 +153,7 @@
                       <wps:spPr>
                         <a:xfrm>
                           <a:off x="0" y="0"/>
-                          <a:ext cx="5732280" cy="19800"/>
+                          <a:ext cx="5732640" cy="20160"/>
                         </a:xfrm>
                         <a:prstGeom prst="rect">
                           <a:avLst/>
@@ -184,7 +180,7 @@
           </mc:Choice>
           <mc:Fallback>
             <w:pict>
-              <v:rect id="shape_0" ID="Shape2" path="m0,0l-2147483645,0l-2147483645,-2147483646l0,-2147483646xe" fillcolor="#a0a0a0" stroked="f" style="position:absolute;margin-left:0pt;margin-top:-1.6pt;width:451.3pt;height:1.5pt;mso-wrap-style:none;v-text-anchor:middle;mso-position-vertical:top" wp14:anchorId="3003F6B2">
+              <v:rect id="shape_0" ID="Shape2" path="m0,0l-2147483645,0l-2147483645,-2147483646l0,-2147483646xe" fillcolor="#a0a0a0" stroked="f" style="position:absolute;margin-left:0pt;margin-top:-1.65pt;width:451.35pt;height:1.55pt;mso-wrap-style:none;v-text-anchor:middle;mso-position-vertical:top" wp14:anchorId="3003F6B2">
                 <v:fill o:detectmouseclick="t" type="solid" color2="#5f5f5f"/>
                 <v:stroke color="#3465a4" joinstyle="round" endcap="flat"/>
                 <w10:wrap type="square"/>
@@ -738,7 +734,7 @@
           <mc:Choice Requires="wps">
             <w:drawing>
               <wp:inline distT="0" distB="0" distL="0" distR="0" wp14:anchorId="7DA1ADFD">
-                <wp:extent cx="5732780" cy="20320"/>
+                <wp:extent cx="5733415" cy="20955"/>
                 <wp:effectExtent l="0" t="0" r="0" b="0"/>
                 <wp:docPr id="3" name="Shape3"/>
                 <a:graphic xmlns:a="http://schemas.openxmlformats.org/drawingml/2006/main">
@@ -748,7 +744,7 @@
                       <wps:spPr>
                         <a:xfrm>
                           <a:off x="0" y="0"/>
-                          <a:ext cx="5732280" cy="19800"/>
+                          <a:ext cx="5732640" cy="20160"/>
                         </a:xfrm>
                         <a:prstGeom prst="rect">
                           <a:avLst/>
@@ -775,7 +771,7 @@
           </mc:Choice>
           <mc:Fallback>
             <w:pict>
-              <v:rect id="shape_0" ID="Shape3" path="m0,0l-2147483645,0l-2147483645,-2147483646l0,-2147483646xe" fillcolor="#a0a0a0" stroked="f" style="position:absolute;margin-left:0pt;margin-top:-1.6pt;width:451.3pt;height:1.5pt;mso-wrap-style:none;v-text-anchor:middle;mso-position-vertical:top" wp14:anchorId="7DA1ADFD">
+              <v:rect id="shape_0" ID="Shape3" path="m0,0l-2147483645,0l-2147483645,-2147483646l0,-2147483646xe" fillcolor="#a0a0a0" stroked="f" style="position:absolute;margin-left:0pt;margin-top:-1.65pt;width:451.35pt;height:1.55pt;mso-wrap-style:none;v-text-anchor:middle;mso-position-vertical:top" wp14:anchorId="7DA1ADFD">
                 <v:fill o:detectmouseclick="t" type="solid" color2="#5f5f5f"/>
                 <v:stroke color="#3465a4" joinstyle="round" endcap="flat"/>
                 <w10:wrap type="square"/>
@@ -984,7 +980,25 @@
         <w:rPr>
           <w:rFonts w:cs="Arial" w:ascii="Arial" w:hAnsi="Arial"/>
         </w:rPr>
-        <w:t>A binomial test will be performed to compare the outcomes of matches where the players are using common openings vs. the players who use uncommon openings. By looking at proportion of successes in our data (ie. a game has been won by using an uncommon opening), we can determine if they differ from a theoretically expected distribution (playing games normally).</w:t>
+        <w:t xml:space="preserve">A </w:t>
+      </w:r>
+      <w:r>
+        <w:rPr>
+          <w:rFonts w:eastAsia="Aptos" w:cs="Arial" w:ascii="Arial" w:hAnsi="Arial" w:cstheme="minorBidi" w:eastAsiaTheme="minorHAnsi"/>
+          <w:color w:val="auto"/>
+          <w:kern w:val="2"/>
+          <w:sz w:val="24"/>
+          <w:szCs w:val="24"/>
+          <w:lang w:val="en-GB" w:eastAsia="en-US" w:bidi="ar-SA"/>
+          <w14:ligatures w14:val="standardContextual"/>
+        </w:rPr>
+        <w:t>logistic regression analysis</w:t>
+      </w:r>
+      <w:r>
+        <w:rPr>
+          <w:rFonts w:cs="Arial" w:ascii="Arial" w:hAnsi="Arial"/>
+        </w:rPr>
+        <w:t xml:space="preserve"> will be performed to compare the outcomes of matches where the players are using common openings vs. the players who use uncommon openings. By looking at proportion of successes in our data (ie. a game has been won by using an uncommon opening), we can determine if they differ from a theoretically expected distribution (playing games normally).</w:t>
       </w:r>
     </w:p>
     <w:p>
@@ -998,7 +1012,25 @@
         <w:rPr>
           <w:rFonts w:cs="Arial" w:ascii="Arial" w:hAnsi="Arial"/>
         </w:rPr>
-        <w:t>NB exclusion of draws: Since binomial tests require binary outcomes, draws will be excluded from the dataset.</w:t>
+        <w:t xml:space="preserve">NB exclusion of draws: Since </w:t>
+      </w:r>
+      <w:r>
+        <w:rPr>
+          <w:rFonts w:eastAsia="Aptos" w:cs="Arial" w:ascii="Arial" w:hAnsi="Arial" w:cstheme="minorBidi" w:eastAsiaTheme="minorHAnsi"/>
+          <w:color w:val="auto"/>
+          <w:kern w:val="2"/>
+          <w:sz w:val="24"/>
+          <w:szCs w:val="24"/>
+          <w:lang w:val="en-GB" w:eastAsia="en-US" w:bidi="ar-SA"/>
+          <w14:ligatures w14:val="standardContextual"/>
+        </w:rPr>
+        <w:t>we are interested in wins and losses,</w:t>
+      </w:r>
+      <w:r>
+        <w:rPr>
+          <w:rFonts w:cs="Arial" w:ascii="Arial" w:hAnsi="Arial"/>
+        </w:rPr>
+        <w:t xml:space="preserve"> draws will be excluded from the dataset.</w:t>
       </w:r>
     </w:p>
     <w:p>
@@ -1009,10 +1041,21 @@
         </w:rPr>
       </w:pPr>
       <w:r>
-        <w:rPr>
-          <w:rFonts w:ascii="Arial" w:hAnsi="Arial"/>
-        </w:rPr>
-        <w:t>Test 2</w:t>
+        <w:rPr/>
+      </w:r>
+    </w:p>
+    <w:p>
+      <w:pPr>
+        <w:pStyle w:val="Heading2"/>
+        <w:rPr>
+          <w:rFonts w:ascii="Arial" w:hAnsi="Arial"/>
+        </w:rPr>
+      </w:pPr>
+      <w:r>
+        <w:rPr>
+          <w:rFonts w:ascii="Arial" w:hAnsi="Arial"/>
+        </w:rPr>
+        <w:t>Significance:</w:t>
       </w:r>
     </w:p>
     <w:p>
@@ -1026,7 +1069,7 @@
         <w:rPr>
           <w:rFonts w:cs="Arial" w:ascii="Arial" w:hAnsi="Arial"/>
         </w:rPr>
-        <w:t xml:space="preserve">Chi-square test of independence will be used to see if there is a relationship between using an uncommon opening and winning the game. By looking at what type of opening a player used, we can then see if they have a bigger chance of winning if using a specific opening according to our dataset. </w:t>
+        <w:t>This study is important for both the chess community and the broader field of data-driven decision-making:</w:t>
       </w:r>
     </w:p>
     <w:p>
@@ -1040,7 +1083,66 @@
         <w:rPr>
           <w:rFonts w:cs="Arial" w:ascii="Arial" w:hAnsi="Arial"/>
         </w:rPr>
-        <w:t>Additional Considerations: We will check assumptions such as sample size adequacy and potential confounders (e.g., rating differences). We may also perform additional statistical analyses (like logistic regression) if the time permits.</w:t>
+        <w:t xml:space="preserve">Challenging Expert Opinions—Grandmaster Ben Finegold’s assertion that opening study is irrelevant for low-rated players is widely discussed but lacks empirical testing. By providing data-driven insights, this research adds clarity to an ongoing debate in the chess community. </w:t>
+      </w:r>
+    </w:p>
+    <w:p>
+      <w:pPr>
+        <w:pStyle w:val="Normal"/>
+        <w:rPr>
+          <w:rFonts w:ascii="Arial" w:hAnsi="Arial"/>
+        </w:rPr>
+      </w:pPr>
+      <w:r>
+        <w:rPr>
+          <w:rFonts w:cs="Arial" w:ascii="Arial" w:hAnsi="Arial"/>
+        </w:rPr>
+        <w:t xml:space="preserve">Practical Guidance for Low-Rated Players—Many beginners and club players struggle with how much time to spend on opening study. If results show a performance difference between common and uncommon openings, it will help players make more informed training decisions. </w:t>
+      </w:r>
+    </w:p>
+    <w:p>
+      <w:pPr>
+        <w:pStyle w:val="Normal"/>
+        <w:rPr>
+          <w:rFonts w:ascii="Arial" w:hAnsi="Arial"/>
+        </w:rPr>
+      </w:pPr>
+      <w:r>
+        <w:rPr>
+          <w:rFonts w:cs="Arial" w:ascii="Arial" w:hAnsi="Arial"/>
+        </w:rPr>
+        <w:t xml:space="preserve">Implications for Chess Coaching &amp; Training—Coaches often advise students to stick to common openings, but if uncommon openings provide an advantage, this could shift training recommendations. </w:t>
+      </w:r>
+    </w:p>
+    <w:p>
+      <w:pPr>
+        <w:pStyle w:val="Normal"/>
+        <w:rPr>
+          <w:rFonts w:ascii="Arial" w:hAnsi="Arial"/>
+        </w:rPr>
+      </w:pPr>
+      <w:r>
+        <w:rPr>
+          <w:rFonts w:cs="Arial" w:ascii="Arial" w:hAnsi="Arial"/>
+        </w:rPr>
+        <w:t>A Case Study in Data Science &amp; Statistical Analysis—Beyond chess, this project applies real-world data science methods, making it a valuable case study in predictive modelling and hypothesis testing. The methodology could be applied to other domains where expert opinions conflict with empirical evidence.</w:t>
+      </w:r>
+      <w:r>
+        <w:br w:type="page"/>
+      </w:r>
+    </w:p>
+    <w:p>
+      <w:pPr>
+        <w:pStyle w:val="Normal"/>
+        <w:rPr>
+          <w:rFonts w:ascii="Arial" w:hAnsi="Arial"/>
+        </w:rPr>
+      </w:pPr>
+      <w:r>
+        <w:rPr>
+          <w:rFonts w:cs="Arial" w:ascii="Arial" w:hAnsi="Arial"/>
+        </w:rPr>
+        <w:br/>
       </w:r>
     </w:p>
     <w:p>
@@ -1054,7 +1156,7 @@
         <w:rPr>
           <w:rFonts w:ascii="Arial" w:hAnsi="Arial"/>
         </w:rPr>
-        <w:t>Significance:</w:t>
+        <w:t>Stakeholders:</w:t>
       </w:r>
     </w:p>
     <w:p>
@@ -1068,7 +1170,7 @@
         <w:rPr>
           <w:rFonts w:cs="Arial" w:ascii="Arial" w:hAnsi="Arial"/>
         </w:rPr>
-        <w:t>This study is important for both the chess community and the broader field of data-driven decision-making:</w:t>
+        <w:t>Chess learners and enthusiasts who want to improve their gameplay.</w:t>
       </w:r>
     </w:p>
     <w:p>
@@ -1082,7 +1184,7 @@
         <w:rPr>
           <w:rFonts w:cs="Arial" w:ascii="Arial" w:hAnsi="Arial"/>
         </w:rPr>
-        <w:t xml:space="preserve">Challenging Expert Opinions—Grandmaster Ben Finegold’s assertion that opening study is irrelevant for low-rated players is widely discussed but lacks empirical testing. By providing data-driven insights, this research adds clarity to an ongoing debate in the chess community. </w:t>
+        <w:t>Coaches and trainers looking for data-driven insights on opening strategies.</w:t>
       </w:r>
     </w:p>
     <w:p>
@@ -1096,7 +1198,7 @@
         <w:rPr>
           <w:rFonts w:cs="Arial" w:ascii="Arial" w:hAnsi="Arial"/>
         </w:rPr>
-        <w:t xml:space="preserve">Practical Guidance for Low-Rated Players—Many beginners and club players struggle with how much time to spend on opening study. If results show a performance difference between common and uncommon openings, it will help players make more informed training decisions. </w:t>
+        <w:t>The broader chess community, including online platforms such as Lichess and Chess.com.</w:t>
       </w:r>
     </w:p>
     <w:p>
@@ -1110,120 +1212,19 @@
         <w:rPr>
           <w:rFonts w:cs="Arial" w:ascii="Arial" w:hAnsi="Arial"/>
         </w:rPr>
-        <w:t xml:space="preserve">Implications for Chess Coaching &amp; Training—Coaches often advise students to stick to common openings, but if uncommon openings provide an advantage, this could shift training recommendations. </w:t>
+        <w:t>Data science students and teachers who want template projects that can act as a guide to best practice.</w:t>
       </w:r>
     </w:p>
     <w:p>
       <w:pPr>
         <w:pStyle w:val="Normal"/>
         <w:rPr>
-          <w:rFonts w:ascii="Arial" w:hAnsi="Arial"/>
-        </w:rPr>
-      </w:pPr>
-      <w:r>
-        <w:rPr>
-          <w:rFonts w:cs="Arial" w:ascii="Arial" w:hAnsi="Arial"/>
-        </w:rPr>
-        <w:t>A Case Study in Data Science &amp; Statistical Analysis—Beyond chess, this project applies real-world data science methods, making it a valuable case study in predictive modelling and hypothesis testing. The methodology could be applied to other domains where expert opinions conflict with empirical evidence.</w:t>
-      </w:r>
-      <w:r>
-        <w:br w:type="page"/>
-      </w:r>
-    </w:p>
-    <w:p>
-      <w:pPr>
-        <w:pStyle w:val="Normal"/>
-        <w:rPr>
-          <w:rFonts w:ascii="Arial" w:hAnsi="Arial"/>
-        </w:rPr>
-      </w:pPr>
-      <w:r>
-        <w:rPr>
-          <w:rFonts w:cs="Arial" w:ascii="Arial" w:hAnsi="Arial"/>
-        </w:rPr>
-        <w:br/>
-      </w:r>
-    </w:p>
-    <w:p>
-      <w:pPr>
-        <w:pStyle w:val="Heading2"/>
-        <w:rPr>
-          <w:rFonts w:ascii="Arial" w:hAnsi="Arial"/>
-        </w:rPr>
-      </w:pPr>
-      <w:r>
-        <w:rPr>
-          <w:rFonts w:ascii="Arial" w:hAnsi="Arial"/>
-        </w:rPr>
-        <w:t>Stakeholders:</w:t>
-      </w:r>
-    </w:p>
-    <w:p>
-      <w:pPr>
-        <w:pStyle w:val="Normal"/>
-        <w:rPr>
-          <w:rFonts w:ascii="Arial" w:hAnsi="Arial"/>
-        </w:rPr>
-      </w:pPr>
-      <w:r>
-        <w:rPr>
-          <w:rFonts w:cs="Arial" w:ascii="Arial" w:hAnsi="Arial"/>
-        </w:rPr>
-        <w:t>Chess learners and enthusiasts who want to improve their gameplay.</w:t>
-      </w:r>
-    </w:p>
-    <w:p>
-      <w:pPr>
-        <w:pStyle w:val="Normal"/>
-        <w:rPr>
-          <w:rFonts w:ascii="Arial" w:hAnsi="Arial"/>
-        </w:rPr>
-      </w:pPr>
-      <w:r>
-        <w:rPr>
-          <w:rFonts w:cs="Arial" w:ascii="Arial" w:hAnsi="Arial"/>
-        </w:rPr>
-        <w:t>Coaches and trainers looking for data-driven insights on opening strategies.</w:t>
-      </w:r>
-    </w:p>
-    <w:p>
-      <w:pPr>
-        <w:pStyle w:val="Normal"/>
-        <w:rPr>
-          <w:rFonts w:ascii="Arial" w:hAnsi="Arial"/>
-        </w:rPr>
-      </w:pPr>
-      <w:r>
-        <w:rPr>
-          <w:rFonts w:cs="Arial" w:ascii="Arial" w:hAnsi="Arial"/>
-        </w:rPr>
-        <w:t>The broader chess community, including online platforms such as Lichess and Chess.com.</w:t>
-      </w:r>
-    </w:p>
-    <w:p>
-      <w:pPr>
-        <w:pStyle w:val="Normal"/>
-        <w:rPr>
-          <w:rFonts w:ascii="Arial" w:hAnsi="Arial"/>
-        </w:rPr>
-      </w:pPr>
-      <w:r>
-        <w:rPr>
-          <w:rFonts w:cs="Arial" w:ascii="Arial" w:hAnsi="Arial"/>
-        </w:rPr>
-        <w:t>Data science students and teachers who want template projects that can act as a guide to best practice.</w:t>
-      </w:r>
-    </w:p>
-    <w:p>
-      <w:pPr>
-        <w:pStyle w:val="Normal"/>
-        <w:rPr>
           <w:rFonts w:cs="Arial"/>
         </w:rPr>
       </w:pPr>
       <w:r>
         <w:rPr>
-          <w:rFonts w:ascii="Arial" w:hAnsi="Arial"/>
+          <w:rFonts w:cs="Arial"/>
         </w:rPr>
       </w:r>
     </w:p>
@@ -1392,7 +1393,7 @@
       </w:pPr>
       <w:r>
         <w:rPr>
-          <w:rFonts w:ascii="Arial" w:hAnsi="Arial"/>
+          <w:rFonts w:cs="Arial"/>
         </w:rPr>
       </w:r>
     </w:p>
@@ -1460,14 +1461,12 @@
         </w:rPr>
       </w:pPr>
       <w:r>
-        <w:rPr>
-          <w:rFonts w:ascii="Arial" w:hAnsi="Arial"/>
-        </w:rPr>
+        <w:rPr/>
         <mc:AlternateContent>
           <mc:Choice Requires="wps">
             <w:drawing>
               <wp:inline distT="0" distB="0" distL="0" distR="0" wp14:anchorId="1B6C89F2">
-                <wp:extent cx="5732780" cy="20320"/>
+                <wp:extent cx="5733415" cy="20955"/>
                 <wp:effectExtent l="0" t="0" r="0" b="0"/>
                 <wp:docPr id="4" name="Shape4"/>
                 <a:graphic xmlns:a="http://schemas.openxmlformats.org/drawingml/2006/main">
@@ -1477,7 +1476,7 @@
                       <wps:spPr>
                         <a:xfrm>
                           <a:off x="0" y="0"/>
-                          <a:ext cx="5732280" cy="19800"/>
+                          <a:ext cx="5732640" cy="20160"/>
                         </a:xfrm>
                         <a:prstGeom prst="rect">
                           <a:avLst/>
@@ -1504,7 +1503,7 @@
           </mc:Choice>
           <mc:Fallback>
             <w:pict>
-              <v:rect id="shape_0" ID="Shape4" path="m0,0l-2147483645,0l-2147483645,-2147483646l0,-2147483646xe" fillcolor="#a0a0a0" stroked="f" style="position:absolute;margin-left:0pt;margin-top:-1.6pt;width:451.3pt;height:1.5pt;mso-wrap-style:none;v-text-anchor:middle;mso-position-vertical:top" wp14:anchorId="1B6C89F2">
+              <v:rect id="shape_0" ID="Shape4" path="m0,0l-2147483645,0l-2147483645,-2147483646l0,-2147483646xe" fillcolor="#a0a0a0" stroked="f" style="position:absolute;margin-left:0pt;margin-top:-1.65pt;width:451.35pt;height:1.55pt;mso-wrap-style:none;v-text-anchor:middle;mso-position-vertical:top" wp14:anchorId="1B6C89F2">
                 <v:fill o:detectmouseclick="t" type="solid" color2="#5f5f5f"/>
                 <v:stroke color="#3465a4" joinstyle="round" endcap="flat"/>
                 <w10:wrap type="square"/>
@@ -1659,8 +1658,8 @@
       <w:tblGrid>
         <w:gridCol w:w="1200"/>
         <w:gridCol w:w="1939"/>
-        <w:gridCol w:w="1599"/>
-        <w:gridCol w:w="1602"/>
+        <w:gridCol w:w="1598"/>
+        <w:gridCol w:w="1603"/>
         <w:gridCol w:w="2676"/>
       </w:tblGrid>
       <w:tr>
@@ -1735,7 +1734,7 @@
         </w:tc>
         <w:tc>
           <w:tcPr>
-            <w:tcW w:w="1599" w:type="dxa"/>
+            <w:tcW w:w="1598" w:type="dxa"/>
             <w:tcBorders>
               <w:top w:val="single" w:sz="4" w:space="0" w:color="000000"/>
               <w:left w:val="single" w:sz="4" w:space="0" w:color="000000"/>
@@ -1768,7 +1767,7 @@
         </w:tc>
         <w:tc>
           <w:tcPr>
-            <w:tcW w:w="1602" w:type="dxa"/>
+            <w:tcW w:w="1603" w:type="dxa"/>
             <w:tcBorders>
               <w:top w:val="single" w:sz="4" w:space="0" w:color="000000"/>
               <w:left w:val="single" w:sz="4" w:space="0" w:color="000000"/>
@@ -1893,7 +1892,7 @@
         </w:tc>
         <w:tc>
           <w:tcPr>
-            <w:tcW w:w="1599" w:type="dxa"/>
+            <w:tcW w:w="1598" w:type="dxa"/>
             <w:tcBorders>
               <w:top w:val="single" w:sz="4" w:space="0" w:color="000000"/>
               <w:left w:val="single" w:sz="4" w:space="0" w:color="000000"/>
@@ -1921,7 +1920,7 @@
         </w:tc>
         <w:tc>
           <w:tcPr>
-            <w:tcW w:w="1602" w:type="dxa"/>
+            <w:tcW w:w="1603" w:type="dxa"/>
             <w:tcBorders>
               <w:top w:val="single" w:sz="4" w:space="0" w:color="000000"/>
               <w:left w:val="single" w:sz="4" w:space="0" w:color="000000"/>
@@ -2036,7 +2035,7 @@
         </w:tc>
         <w:tc>
           <w:tcPr>
-            <w:tcW w:w="1599" w:type="dxa"/>
+            <w:tcW w:w="1598" w:type="dxa"/>
             <w:tcBorders>
               <w:top w:val="single" w:sz="4" w:space="0" w:color="000000"/>
               <w:left w:val="single" w:sz="4" w:space="0" w:color="000000"/>
@@ -2064,7 +2063,7 @@
         </w:tc>
         <w:tc>
           <w:tcPr>
-            <w:tcW w:w="1602" w:type="dxa"/>
+            <w:tcW w:w="1603" w:type="dxa"/>
             <w:tcBorders>
               <w:top w:val="single" w:sz="4" w:space="0" w:color="000000"/>
               <w:left w:val="single" w:sz="4" w:space="0" w:color="000000"/>
@@ -2179,7 +2178,7 @@
         </w:tc>
         <w:tc>
           <w:tcPr>
-            <w:tcW w:w="1599" w:type="dxa"/>
+            <w:tcW w:w="1598" w:type="dxa"/>
             <w:tcBorders>
               <w:top w:val="single" w:sz="4" w:space="0" w:color="000000"/>
               <w:left w:val="single" w:sz="4" w:space="0" w:color="000000"/>
@@ -2207,7 +2206,7 @@
         </w:tc>
         <w:tc>
           <w:tcPr>
-            <w:tcW w:w="1602" w:type="dxa"/>
+            <w:tcW w:w="1603" w:type="dxa"/>
             <w:tcBorders>
               <w:top w:val="single" w:sz="4" w:space="0" w:color="000000"/>
               <w:left w:val="single" w:sz="4" w:space="0" w:color="000000"/>
@@ -2322,7 +2321,7 @@
         </w:tc>
         <w:tc>
           <w:tcPr>
-            <w:tcW w:w="1599" w:type="dxa"/>
+            <w:tcW w:w="1598" w:type="dxa"/>
             <w:tcBorders>
               <w:top w:val="single" w:sz="4" w:space="0" w:color="000000"/>
               <w:left w:val="single" w:sz="4" w:space="0" w:color="000000"/>
@@ -2350,7 +2349,7 @@
         </w:tc>
         <w:tc>
           <w:tcPr>
-            <w:tcW w:w="1602" w:type="dxa"/>
+            <w:tcW w:w="1603" w:type="dxa"/>
             <w:tcBorders>
               <w:top w:val="single" w:sz="4" w:space="0" w:color="000000"/>
               <w:left w:val="single" w:sz="4" w:space="0" w:color="000000"/>
@@ -2465,7 +2464,7 @@
         </w:tc>
         <w:tc>
           <w:tcPr>
-            <w:tcW w:w="1599" w:type="dxa"/>
+            <w:tcW w:w="1598" w:type="dxa"/>
             <w:tcBorders>
               <w:top w:val="single" w:sz="4" w:space="0" w:color="000000"/>
               <w:left w:val="single" w:sz="4" w:space="0" w:color="000000"/>
@@ -2493,7 +2492,7 @@
         </w:tc>
         <w:tc>
           <w:tcPr>
-            <w:tcW w:w="1602" w:type="dxa"/>
+            <w:tcW w:w="1603" w:type="dxa"/>
             <w:tcBorders>
               <w:top w:val="single" w:sz="4" w:space="0" w:color="000000"/>
               <w:left w:val="single" w:sz="4" w:space="0" w:color="000000"/>
@@ -2608,7 +2607,7 @@
         </w:tc>
         <w:tc>
           <w:tcPr>
-            <w:tcW w:w="1599" w:type="dxa"/>
+            <w:tcW w:w="1598" w:type="dxa"/>
             <w:tcBorders>
               <w:top w:val="single" w:sz="4" w:space="0" w:color="000000"/>
               <w:left w:val="single" w:sz="4" w:space="0" w:color="000000"/>
@@ -2636,7 +2635,7 @@
         </w:tc>
         <w:tc>
           <w:tcPr>
-            <w:tcW w:w="1602" w:type="dxa"/>
+            <w:tcW w:w="1603" w:type="dxa"/>
             <w:tcBorders>
               <w:top w:val="single" w:sz="4" w:space="0" w:color="000000"/>
               <w:left w:val="single" w:sz="4" w:space="0" w:color="000000"/>
@@ -2700,14 +2699,12 @@
         </w:rPr>
       </w:pPr>
       <w:r>
-        <w:rPr>
-          <w:rFonts w:ascii="Arial" w:hAnsi="Arial"/>
-        </w:rPr>
+        <w:rPr/>
         <mc:AlternateContent>
           <mc:Choice Requires="wps">
             <w:drawing>
               <wp:inline distT="0" distB="0" distL="0" distR="0" wp14:anchorId="25AC034C">
-                <wp:extent cx="1905" cy="20320"/>
+                <wp:extent cx="2540" cy="20955"/>
                 <wp:effectExtent l="0" t="0" r="0" b="0"/>
                 <wp:docPr id="5" name="Shape5"/>
                 <a:graphic xmlns:a="http://schemas.openxmlformats.org/drawingml/2006/main">
@@ -2717,7 +2714,7 @@
                       <wps:spPr>
                         <a:xfrm>
                           <a:off x="0" y="0"/>
-                          <a:ext cx="1440" cy="19800"/>
+                          <a:ext cx="1800" cy="20160"/>
                         </a:xfrm>
                         <a:prstGeom prst="rect">
                           <a:avLst/>
@@ -2744,7 +2741,7 @@
           </mc:Choice>
           <mc:Fallback>
             <w:pict>
-              <v:rect id="shape_0" ID="Shape5" path="m0,0l-2147483645,0l-2147483645,-2147483646l0,-2147483646xe" fillcolor="#a0a0a0" stroked="f" style="position:absolute;margin-left:0pt;margin-top:-1.6pt;width:0.05pt;height:1.5pt;mso-wrap-style:none;v-text-anchor:middle;mso-position-vertical:top" wp14:anchorId="25AC034C">
+              <v:rect id="shape_0" ID="Shape5" path="m0,0l-2147483645,0l-2147483645,-2147483646l0,-2147483646xe" fillcolor="#a0a0a0" stroked="f" style="position:absolute;margin-left:0pt;margin-top:-1.65pt;width:0.1pt;height:1.55pt;mso-wrap-style:none;v-text-anchor:middle;mso-position-vertical:top" wp14:anchorId="25AC034C">
                 <v:fill o:detectmouseclick="t" type="solid" color2="#5f5f5f"/>
                 <v:stroke color="#3465a4" joinstyle="round" endcap="flat"/>
                 <w10:wrap type="square"/>
@@ -2854,14 +2851,12 @@
         </w:rPr>
       </w:pPr>
       <w:r>
-        <w:rPr>
-          <w:rFonts w:ascii="Arial" w:hAnsi="Arial"/>
-        </w:rPr>
+        <w:rPr/>
         <mc:AlternateContent>
           <mc:Choice Requires="wps">
             <w:drawing>
               <wp:inline distT="0" distB="0" distL="0" distR="0" wp14:anchorId="58A78F53">
-                <wp:extent cx="5732780" cy="20320"/>
+                <wp:extent cx="5733415" cy="20955"/>
                 <wp:effectExtent l="0" t="0" r="0" b="0"/>
                 <wp:docPr id="6" name="Shape6"/>
                 <a:graphic xmlns:a="http://schemas.openxmlformats.org/drawingml/2006/main">
@@ -2871,7 +2866,7 @@
                       <wps:spPr>
                         <a:xfrm>
                           <a:off x="0" y="0"/>
-                          <a:ext cx="5732280" cy="19800"/>
+                          <a:ext cx="5732640" cy="20160"/>
                         </a:xfrm>
                         <a:prstGeom prst="rect">
                           <a:avLst/>
@@ -2898,7 +2893,7 @@
           </mc:Choice>
           <mc:Fallback>
             <w:pict>
-              <v:rect id="shape_0" ID="Shape6" path="m0,0l-2147483645,0l-2147483645,-2147483646l0,-2147483646xe" fillcolor="#a0a0a0" stroked="f" style="position:absolute;margin-left:0pt;margin-top:-1.6pt;width:451.3pt;height:1.5pt;mso-wrap-style:none;v-text-anchor:middle;mso-position-vertical:top" wp14:anchorId="58A78F53">
+              <v:rect id="shape_0" ID="Shape6" path="m0,0l-2147483645,0l-2147483645,-2147483646l0,-2147483646xe" fillcolor="#a0a0a0" stroked="f" style="position:absolute;margin-left:0pt;margin-top:-1.65pt;width:451.35pt;height:1.55pt;mso-wrap-style:none;v-text-anchor:middle;mso-position-vertical:top" wp14:anchorId="58A78F53">
                 <v:fill o:detectmouseclick="t" type="solid" color2="#5f5f5f"/>
                 <v:stroke color="#3465a4" joinstyle="round" endcap="flat"/>
                 <w10:wrap type="square"/>
@@ -2937,8 +2932,8 @@
         <w:tblLook w:firstRow="1" w:noVBand="1" w:lastRow="0" w:firstColumn="1" w:lastColumn="0" w:noHBand="0" w:val="04a0"/>
       </w:tblPr>
       <w:tblGrid>
-        <w:gridCol w:w="1897"/>
-        <w:gridCol w:w="5503"/>
+        <w:gridCol w:w="1896"/>
+        <w:gridCol w:w="5504"/>
         <w:gridCol w:w="1616"/>
       </w:tblGrid>
       <w:tr>
@@ -2947,7 +2942,7 @@
         </w:trPr>
         <w:tc>
           <w:tcPr>
-            <w:tcW w:w="1897" w:type="dxa"/>
+            <w:tcW w:w="1896" w:type="dxa"/>
             <w:tcBorders>
               <w:top w:val="single" w:sz="4" w:space="0" w:color="000000"/>
               <w:left w:val="single" w:sz="4" w:space="0" w:color="000000"/>
@@ -2980,7 +2975,7 @@
         </w:tc>
         <w:tc>
           <w:tcPr>
-            <w:tcW w:w="5503" w:type="dxa"/>
+            <w:tcW w:w="5504" w:type="dxa"/>
             <w:tcBorders>
               <w:top w:val="single" w:sz="4" w:space="0" w:color="000000"/>
               <w:left w:val="single" w:sz="4" w:space="0" w:color="000000"/>
@@ -3049,7 +3044,7 @@
         <w:trPr/>
         <w:tc>
           <w:tcPr>
-            <w:tcW w:w="1897" w:type="dxa"/>
+            <w:tcW w:w="1896" w:type="dxa"/>
             <w:tcBorders>
               <w:top w:val="single" w:sz="4" w:space="0" w:color="000000"/>
               <w:left w:val="single" w:sz="4" w:space="0" w:color="000000"/>
@@ -3079,7 +3074,7 @@
         </w:tc>
         <w:tc>
           <w:tcPr>
-            <w:tcW w:w="5503" w:type="dxa"/>
+            <w:tcW w:w="5504" w:type="dxa"/>
             <w:tcBorders>
               <w:top w:val="single" w:sz="4" w:space="0" w:color="000000"/>
               <w:left w:val="single" w:sz="4" w:space="0" w:color="000000"/>
@@ -3138,7 +3133,7 @@
         <w:trPr/>
         <w:tc>
           <w:tcPr>
-            <w:tcW w:w="1897" w:type="dxa"/>
+            <w:tcW w:w="1896" w:type="dxa"/>
             <w:tcBorders>
               <w:top w:val="single" w:sz="4" w:space="0" w:color="000000"/>
               <w:left w:val="single" w:sz="4" w:space="0" w:color="000000"/>
@@ -3168,7 +3163,7 @@
         </w:tc>
         <w:tc>
           <w:tcPr>
-            <w:tcW w:w="5503" w:type="dxa"/>
+            <w:tcW w:w="5504" w:type="dxa"/>
             <w:tcBorders>
               <w:top w:val="single" w:sz="4" w:space="0" w:color="000000"/>
               <w:left w:val="single" w:sz="4" w:space="0" w:color="000000"/>
@@ -3233,9 +3228,7 @@
         </w:rPr>
       </w:pPr>
       <w:r>
-        <w:rPr>
-          <w:rFonts w:ascii="Arial" w:hAnsi="Arial"/>
-        </w:rPr>
+        <w:rPr/>
       </w:r>
     </w:p>
     <w:sectPr>
